--- a/contract/contract-template.docx
+++ b/contract/contract-template.docx
@@ -1,6 +1,6 @@
 
 <file path=word/document.xml><?xml version="1.0" encoding="utf-8"?>
-<w:document xmlns:wpc="http://schemas.microsoft.com/office/word/2010/wordprocessingCanvas" xmlns:cx="http://schemas.microsoft.com/office/drawing/2014/chartex" xmlns:cx1="http://schemas.microsoft.com/office/drawing/2015/9/8/chartex" xmlns:cx2="http://schemas.microsoft.com/office/drawing/2015/10/21/chartex" xmlns:cx3="http://schemas.microsoft.com/office/drawing/2016/5/9/chartex" xmlns:cx4="http://schemas.microsoft.com/office/drawing/2016/5/10/chartex" xmlns:cx5="http://schemas.microsoft.com/office/drawing/2016/5/11/chartex" xmlns:cx6="http://schemas.microsoft.com/office/drawing/2016/5/12/chartex" xmlns:cx7="http://schemas.microsoft.com/office/drawing/2016/5/13/chartex" xmlns:cx8="http://schemas.microsoft.com/office/drawing/2016/5/14/chartex" xmlns:mc="http://schemas.openxmlformats.org/markup-compatibility/2006" xmlns:aink="http://schemas.microsoft.com/office/drawing/2016/ink" xmlns:am3d="http://schemas.microsoft.com/office/drawing/2017/model3d" xmlns:o="urn:schemas-microsoft-com:office:office" xmlns:r="http://schemas.openxmlformats.org/officeDocument/2006/relationships" xmlns:m="http://schemas.openxmlformats.org/officeDocument/2006/math" xmlns:v="urn:schemas-microsoft-com:vml" xmlns:wp14="http://schemas.microsoft.com/office/word/2010/wordprocessingDrawing" xmlns:wp="http://schemas.openxmlformats.org/drawingml/2006/wordprocessingDrawing" xmlns:w10="urn:schemas-microsoft-com:office:word" xmlns:w="http://schemas.openxmlformats.org/wordprocessingml/2006/main" xmlns:w14="http://schemas.microsoft.com/office/word/2010/wordml" xmlns:w15="http://schemas.microsoft.com/office/word/2012/wordml" xmlns:w16cex="http://schemas.microsoft.com/office/word/2018/wordml/cex" xmlns:w16cid="http://schemas.microsoft.com/office/word/2016/wordml/cid" xmlns:w16="http://schemas.microsoft.com/office/word/2018/wordml" xmlns:w16sdtdh="http://schemas.microsoft.com/office/word/2020/wordml/sdtdatahash" xmlns:w16se="http://schemas.microsoft.com/office/word/2015/wordml/symex" xmlns:wpg="http://schemas.microsoft.com/office/word/2010/wordprocessingGroup" xmlns:wpi="http://schemas.microsoft.com/office/word/2010/wordprocessingInk" xmlns:wne="http://schemas.microsoft.com/office/word/2006/wordml" xmlns:wps="http://schemas.microsoft.com/office/word/2010/wordprocessingShape" mc:Ignorable="w14 w15 w16se w16cid w16 w16cex w16sdtdh wp14">
+<w:document xmlns:wpc="http://schemas.microsoft.com/office/word/2010/wordprocessingCanvas" xmlns:cx="http://schemas.microsoft.com/office/drawing/2014/chartex" xmlns:cx1="http://schemas.microsoft.com/office/drawing/2015/9/8/chartex" xmlns:cx2="http://schemas.microsoft.com/office/drawing/2015/10/21/chartex" xmlns:cx3="http://schemas.microsoft.com/office/drawing/2016/5/9/chartex" xmlns:cx4="http://schemas.microsoft.com/office/drawing/2016/5/10/chartex" xmlns:cx5="http://schemas.microsoft.com/office/drawing/2016/5/11/chartex" xmlns:cx6="http://schemas.microsoft.com/office/drawing/2016/5/12/chartex" xmlns:cx7="http://schemas.microsoft.com/office/drawing/2016/5/13/chartex" xmlns:cx8="http://schemas.microsoft.com/office/drawing/2016/5/14/chartex" xmlns:mc="http://schemas.openxmlformats.org/markup-compatibility/2006" xmlns:aink="http://schemas.microsoft.com/office/drawing/2016/ink" xmlns:am3d="http://schemas.microsoft.com/office/drawing/2017/model3d" xmlns:o="urn:schemas-microsoft-com:office:office" xmlns:oel="http://schemas.microsoft.com/office/2019/extlst" xmlns:r="http://schemas.openxmlformats.org/officeDocument/2006/relationships" xmlns:m="http://schemas.openxmlformats.org/officeDocument/2006/math" xmlns:v="urn:schemas-microsoft-com:vml" xmlns:wp14="http://schemas.microsoft.com/office/word/2010/wordprocessingDrawing" xmlns:wp="http://schemas.openxmlformats.org/drawingml/2006/wordprocessingDrawing" xmlns:w10="urn:schemas-microsoft-com:office:word" xmlns:w="http://schemas.openxmlformats.org/wordprocessingml/2006/main" xmlns:w14="http://schemas.microsoft.com/office/word/2010/wordml" xmlns:w15="http://schemas.microsoft.com/office/word/2012/wordml" xmlns:w16cei="http://schemas.microsoft.com/office/word/2026/wordml/cei" xmlns:w16cex="http://schemas.microsoft.com/office/word/2018/wordml/cex" xmlns:w16cid="http://schemas.microsoft.com/office/word/2016/wordml/cid" xmlns:w16="http://schemas.microsoft.com/office/word/2018/wordml" xmlns:w16du="http://schemas.microsoft.com/office/word/2023/wordml/word16du" xmlns:w16sdtdh="http://schemas.microsoft.com/office/word/2020/wordml/sdtdatahash" xmlns:w16sdtfl="http://schemas.microsoft.com/office/word/2024/wordml/sdtformatlock" xmlns:w16se="http://schemas.microsoft.com/office/word/2015/wordml/symex" xmlns:wpg="http://schemas.microsoft.com/office/word/2010/wordprocessingGroup" xmlns:wpi="http://schemas.microsoft.com/office/word/2010/wordprocessingInk" xmlns:wne="http://schemas.microsoft.com/office/word/2006/wordml" xmlns:wps="http://schemas.microsoft.com/office/word/2010/wordprocessingShape" mc:Ignorable="w14 w15 w16se w16cid w16 w16cex w16sdtdh w16sdtfl w16du wp14">
   <w:body>
     <w:p>
       <w:pPr>
@@ -267,6 +267,8 @@
               <w:jc w:val="both"/>
               <w:rPr>
                 <w:rFonts w:asciiTheme="minorHAnsi" w:hAnsiTheme="minorHAnsi" w:cstheme="minorHAnsi"/>
+                <w:b/>
+                <w:bCs/>
                 <w:sz w:val="23"/>
                 <w:szCs w:val="23"/>
               </w:rPr>
@@ -274,6 +276,8 @@
             <w:r>
               <w:rPr>
                 <w:rFonts w:asciiTheme="minorHAnsi" w:hAnsiTheme="minorHAnsi" w:cstheme="minorHAnsi"/>
+                <w:b/>
+                <w:bCs/>
                 <w:sz w:val="23"/>
                 <w:szCs w:val="23"/>
               </w:rPr>
@@ -885,7 +889,43 @@
           <w:szCs w:val="23"/>
           <w:lang w:val="en-US"/>
         </w:rPr>
-        <w:t>n</w:t>
+        <w:t>n}}</w:t>
+      </w:r>
+      <w:r>
+        <w:rPr>
+          <w:rFonts w:asciiTheme="minorHAnsi" w:hAnsiTheme="minorHAnsi" w:cstheme="minorHAnsi"/>
+          <w:sz w:val="23"/>
+          <w:szCs w:val="23"/>
+          <w:lang w:val="en-US"/>
+        </w:rPr>
+        <w:t>,</w:t>
+      </w:r>
+      <w:r>
+        <w:rPr>
+          <w:rFonts w:asciiTheme="minorHAnsi" w:hAnsiTheme="minorHAnsi" w:cstheme="minorHAnsi"/>
+          <w:sz w:val="23"/>
+          <w:szCs w:val="23"/>
+          <w:lang w:val="en-US"/>
+        </w:rPr>
+        <w:t xml:space="preserve"> </w:t>
+      </w:r>
+      <w:r>
+        <w:rPr>
+          <w:rFonts w:asciiTheme="minorHAnsi" w:hAnsiTheme="minorHAnsi" w:cstheme="minorHAnsi"/>
+          <w:sz w:val="23"/>
+          <w:szCs w:val="23"/>
+          <w:lang w:val="en-US"/>
+        </w:rPr>
+        <w:t>{{contract_created_</w:t>
+      </w:r>
+      <w:r>
+        <w:rPr>
+          <w:rFonts w:asciiTheme="minorHAnsi" w:hAnsiTheme="minorHAnsi" w:cstheme="minorHAnsi"/>
+          <w:sz w:val="23"/>
+          <w:szCs w:val="23"/>
+          <w:lang w:val="en-US"/>
+        </w:rPr>
+        <w:t>year</w:t>
       </w:r>
       <w:r>
         <w:rPr>
@@ -903,11 +943,38 @@
           <w:szCs w:val="23"/>
           <w:lang w:val="en-US"/>
         </w:rPr>
-        <w:t>,</w:t>
-      </w:r>
-      <w:r>
-        <w:rPr>
-          <w:rFonts w:asciiTheme="minorHAnsi" w:hAnsiTheme="minorHAnsi" w:cstheme="minorHAnsi"/>
+        <w:t>, including:</w:t>
+      </w:r>
+    </w:p>
+    <w:p>
+      <w:pPr>
+        <w:spacing w:after="0" w:line="360" w:lineRule="auto"/>
+        <w:jc w:val="both"/>
+        <w:rPr>
+          <w:rFonts w:asciiTheme="minorHAnsi" w:hAnsiTheme="minorHAnsi" w:cstheme="minorHAnsi"/>
+          <w:i/>
+          <w:iCs/>
+          <w:sz w:val="23"/>
+          <w:szCs w:val="23"/>
+          <w:lang w:val="en-US"/>
+        </w:rPr>
+      </w:pPr>
+      <w:r>
+        <w:rPr>
+          <w:rFonts w:asciiTheme="minorHAnsi" w:hAnsiTheme="minorHAnsi" w:cstheme="minorHAnsi"/>
+          <w:i/>
+          <w:iCs/>
+          <w:sz w:val="23"/>
+          <w:szCs w:val="23"/>
+          <w:lang w:val="en-US"/>
+        </w:rPr>
+        <w:t>Hợp đồng này được lập vào ngày</w:t>
+      </w:r>
+      <w:r>
+        <w:rPr>
+          <w:rFonts w:asciiTheme="minorHAnsi" w:hAnsiTheme="minorHAnsi" w:cstheme="minorHAnsi"/>
+          <w:i/>
+          <w:iCs/>
           <w:sz w:val="23"/>
           <w:szCs w:val="23"/>
           <w:lang w:val="en-US"/>
@@ -917,63 +984,13 @@
       <w:r>
         <w:rPr>
           <w:rFonts w:asciiTheme="minorHAnsi" w:hAnsiTheme="minorHAnsi" w:cstheme="minorHAnsi"/>
-          <w:sz w:val="23"/>
-          <w:szCs w:val="23"/>
-          <w:lang w:val="en-US"/>
-        </w:rPr>
-        <w:t>{{contract_created_</w:t>
-      </w:r>
-      <w:r>
-        <w:rPr>
-          <w:rFonts w:asciiTheme="minorHAnsi" w:hAnsiTheme="minorHAnsi" w:cstheme="minorHAnsi"/>
-          <w:sz w:val="23"/>
-          <w:szCs w:val="23"/>
-          <w:lang w:val="en-US"/>
-        </w:rPr>
-        <w:t>year</w:t>
-      </w:r>
-      <w:r>
-        <w:rPr>
-          <w:rFonts w:asciiTheme="minorHAnsi" w:hAnsiTheme="minorHAnsi" w:cstheme="minorHAnsi"/>
-          <w:sz w:val="23"/>
-          <w:szCs w:val="23"/>
-          <w:lang w:val="en-US"/>
-        </w:rPr>
-        <w:t>}}</w:t>
-      </w:r>
-      <w:r>
-        <w:rPr>
-          <w:rFonts w:asciiTheme="minorHAnsi" w:hAnsiTheme="minorHAnsi" w:cstheme="minorHAnsi"/>
-          <w:sz w:val="23"/>
-          <w:szCs w:val="23"/>
-          <w:lang w:val="en-US"/>
-        </w:rPr>
-        <w:t>, including:</w:t>
-      </w:r>
-    </w:p>
-    <w:p>
-      <w:pPr>
-        <w:spacing w:after="0" w:line="360" w:lineRule="auto"/>
-        <w:jc w:val="both"/>
-        <w:rPr>
-          <w:rFonts w:asciiTheme="minorHAnsi" w:hAnsiTheme="minorHAnsi" w:cstheme="minorHAnsi"/>
-          <w:i/>
-          <w:iCs/>
-          <w:sz w:val="23"/>
-          <w:szCs w:val="23"/>
-          <w:lang w:val="en-US"/>
-        </w:rPr>
-      </w:pPr>
-      <w:r>
-        <w:rPr>
-          <w:rFonts w:asciiTheme="minorHAnsi" w:hAnsiTheme="minorHAnsi" w:cstheme="minorHAnsi"/>
-          <w:i/>
-          <w:iCs/>
-          <w:sz w:val="23"/>
-          <w:szCs w:val="23"/>
-          <w:lang w:val="en-US"/>
-        </w:rPr>
-        <w:t>Hợp đồng này được lập vào ngày</w:t>
+          <w:i/>
+          <w:iCs/>
+          <w:sz w:val="23"/>
+          <w:szCs w:val="23"/>
+          <w:lang w:val="en-US"/>
+        </w:rPr>
+        <w:t>{{contract_created_date}}</w:t>
       </w:r>
       <w:r>
         <w:rPr>
@@ -995,7 +1012,7 @@
           <w:szCs w:val="23"/>
           <w:lang w:val="en-US"/>
         </w:rPr>
-        <w:t>{{contract_created_date}}</w:t>
+        <w:t>tháng</w:t>
       </w:r>
       <w:r>
         <w:rPr>
@@ -1017,7 +1034,7 @@
           <w:szCs w:val="23"/>
           <w:lang w:val="en-US"/>
         </w:rPr>
-        <w:t>tháng</w:t>
+        <w:t>{{contract_created_month}}</w:t>
       </w:r>
       <w:r>
         <w:rPr>
@@ -1039,50 +1056,6 @@
           <w:szCs w:val="23"/>
           <w:lang w:val="en-US"/>
         </w:rPr>
-        <w:t>{{contract_created_</w:t>
-      </w:r>
-      <w:r>
-        <w:rPr>
-          <w:rFonts w:asciiTheme="minorHAnsi" w:hAnsiTheme="minorHAnsi" w:cstheme="minorHAnsi"/>
-          <w:i/>
-          <w:iCs/>
-          <w:sz w:val="23"/>
-          <w:szCs w:val="23"/>
-          <w:lang w:val="en-US"/>
-        </w:rPr>
-        <w:t>month</w:t>
-      </w:r>
-      <w:r>
-        <w:rPr>
-          <w:rFonts w:asciiTheme="minorHAnsi" w:hAnsiTheme="minorHAnsi" w:cstheme="minorHAnsi"/>
-          <w:i/>
-          <w:iCs/>
-          <w:sz w:val="23"/>
-          <w:szCs w:val="23"/>
-          <w:lang w:val="en-US"/>
-        </w:rPr>
-        <w:t>}}</w:t>
-      </w:r>
-      <w:r>
-        <w:rPr>
-          <w:rFonts w:asciiTheme="minorHAnsi" w:hAnsiTheme="minorHAnsi" w:cstheme="minorHAnsi"/>
-          <w:i/>
-          <w:iCs/>
-          <w:sz w:val="23"/>
-          <w:szCs w:val="23"/>
-          <w:lang w:val="en-US"/>
-        </w:rPr>
-        <w:t xml:space="preserve"> </w:t>
-      </w:r>
-      <w:r>
-        <w:rPr>
-          <w:rFonts w:asciiTheme="minorHAnsi" w:hAnsiTheme="minorHAnsi" w:cstheme="minorHAnsi"/>
-          <w:i/>
-          <w:iCs/>
-          <w:sz w:val="23"/>
-          <w:szCs w:val="23"/>
-          <w:lang w:val="en-US"/>
-        </w:rPr>
         <w:t xml:space="preserve">năm </w:t>
       </w:r>
       <w:r>
@@ -1094,29 +1067,7 @@
           <w:szCs w:val="23"/>
           <w:lang w:val="en-US"/>
         </w:rPr>
-        <w:t>{{contract_created_</w:t>
-      </w:r>
-      <w:r>
-        <w:rPr>
-          <w:rFonts w:asciiTheme="minorHAnsi" w:hAnsiTheme="minorHAnsi" w:cstheme="minorHAnsi"/>
-          <w:i/>
-          <w:iCs/>
-          <w:sz w:val="23"/>
-          <w:szCs w:val="23"/>
-          <w:lang w:val="en-US"/>
-        </w:rPr>
-        <w:t>year</w:t>
-      </w:r>
-      <w:r>
-        <w:rPr>
-          <w:rFonts w:asciiTheme="minorHAnsi" w:hAnsiTheme="minorHAnsi" w:cstheme="minorHAnsi"/>
-          <w:i/>
-          <w:iCs/>
-          <w:sz w:val="23"/>
-          <w:szCs w:val="23"/>
-          <w:lang w:val="en-US"/>
-        </w:rPr>
-        <w:t>}}</w:t>
+        <w:t>{{contract_created_year}}</w:t>
       </w:r>
       <w:r>
         <w:rPr>
@@ -2496,33 +2447,6 @@
         <w:jc w:val="both"/>
         <w:rPr>
           <w:rFonts w:asciiTheme="minorHAnsi" w:hAnsiTheme="minorHAnsi" w:cstheme="minorHAnsi"/>
-          <w:sz w:val="23"/>
-          <w:szCs w:val="23"/>
-          <w:lang w:val="en-US"/>
-        </w:rPr>
-      </w:pPr>
-      <w:r>
-        <w:t xml:space="preserve">(Pursuant to the Power of Attorney No. </w:t>
-      </w:r>
-      <w:r>
-        <w:t xml:space="preserve">08 /UQ HNX </w:t>
-      </w:r>
-      <w:r>
-        <w:t>dated August 2</w:t>
-      </w:r>
-      <w:r>
-        <w:t>nd</w:t>
-      </w:r>
-      <w:r>
-        <w:t>, 2022)</w:t>
-      </w:r>
-    </w:p>
-    <w:p>
-      <w:pPr>
-        <w:spacing w:after="0" w:line="240" w:lineRule="auto"/>
-        <w:jc w:val="both"/>
-        <w:rPr>
-          <w:rFonts w:asciiTheme="minorHAnsi" w:hAnsiTheme="minorHAnsi" w:cstheme="minorHAnsi"/>
           <w:i/>
           <w:iCs/>
           <w:sz w:val="23"/>
@@ -2575,70 +2499,6 @@
           <w:szCs w:val="23"/>
         </w:rPr>
         <w:t>{{client_representative_title_vi}}</w:t>
-      </w:r>
-    </w:p>
-    <w:p>
-      <w:pPr>
-        <w:shd w:val="clear" w:color="auto" w:fill="FFFFFF" w:themeFill="background1"/>
-        <w:spacing w:after="0" w:line="240" w:lineRule="auto"/>
-        <w:jc w:val="both"/>
-        <w:rPr>
-          <w:rFonts w:asciiTheme="minorHAnsi" w:hAnsiTheme="minorHAnsi" w:cstheme="minorHAnsi"/>
-          <w:i/>
-          <w:iCs/>
-          <w:szCs w:val="22"/>
-          <w:lang w:val="en-US"/>
-        </w:rPr>
-      </w:pPr>
-      <w:r>
-        <w:rPr>
-          <w:rFonts w:asciiTheme="minorHAnsi" w:hAnsiTheme="minorHAnsi" w:cstheme="minorHAnsi"/>
-          <w:i/>
-          <w:iCs/>
-          <w:szCs w:val="22"/>
-          <w:lang w:val="en-US"/>
-        </w:rPr>
-        <w:t xml:space="preserve">(Theo giấy ủy quyền số: </w:t>
-      </w:r>
-      <w:r>
-        <w:rPr>
-          <w:rFonts w:asciiTheme="minorHAnsi" w:hAnsiTheme="minorHAnsi" w:cstheme="minorHAnsi"/>
-          <w:i/>
-          <w:iCs/>
-          <w:szCs w:val="22"/>
-          <w:lang w:val="en-US"/>
-        </w:rPr>
-        <w:t xml:space="preserve">08 /UQ HNX </w:t>
-      </w:r>
-      <w:r>
-        <w:rPr>
-          <w:rFonts w:asciiTheme="minorHAnsi" w:hAnsiTheme="minorHAnsi" w:cstheme="minorHAnsi"/>
-          <w:i/>
-          <w:iCs/>
-          <w:szCs w:val="22"/>
-          <w:lang w:val="en-US"/>
-        </w:rPr>
-        <w:t xml:space="preserve">ngày </w:t>
-      </w:r>
-      <w:r>
-        <w:rPr>
-          <w:rFonts w:asciiTheme="minorHAnsi" w:hAnsiTheme="minorHAnsi" w:cstheme="minorHAnsi"/>
-          <w:i/>
-          <w:iCs/>
-          <w:szCs w:val="22"/>
-          <w:lang w:val="en-US"/>
-        </w:rPr>
-        <w:t>2/8/2022</w:t>
-      </w:r>
-      <w:r>
-        <w:rPr>
-          <w:rFonts w:asciiTheme="minorHAnsi" w:hAnsiTheme="minorHAnsi" w:cstheme="minorHAnsi"/>
-          <w:i/>
-          <w:iCs/>
-          <w:szCs w:val="22"/>
-          <w:lang w:val="en-US"/>
-        </w:rPr>
-        <w:t>)</w:t>
       </w:r>
     </w:p>
     <w:p>
@@ -2773,12 +2633,36 @@
       </w:pPr>
       <w:r>
         <w:rPr>
-          <w:rFonts w:asciiTheme="minorHAnsi" w:hAnsiTheme="minorHAnsi" w:cstheme="minorHAnsi"/>
-          <w:b/>
-          <w:bCs/>
-          <w:szCs w:val="22"/>
-        </w:rPr>
-        <w:t>TEL/ Điện thoại</w:t>
+          <w:rFonts w:asciiTheme="minorHAnsi" w:eastAsia="Calibri" w:hAnsiTheme="minorHAnsi" w:cstheme="minorHAnsi"/>
+          <w:b/>
+          <w:bCs/>
+          <w:sz w:val="23"/>
+          <w:szCs w:val="23"/>
+          <w:lang w:bidi="th-TH"/>
+        </w:rPr>
+        <w:t>TEL</w:t>
+      </w:r>
+      <w:r>
+        <w:rPr>
+          <w:rFonts w:asciiTheme="minorHAnsi" w:hAnsiTheme="minorHAnsi" w:cstheme="minorHAnsi"/>
+          <w:b/>
+          <w:bCs/>
+          <w:szCs w:val="22"/>
+        </w:rPr>
+        <w:t xml:space="preserve">/ </w:t>
+      </w:r>
+      <w:r>
+        <w:rPr>
+          <w:rFonts w:asciiTheme="minorHAnsi" w:eastAsia="Calibri" w:hAnsiTheme="minorHAnsi" w:cstheme="minorHAnsi"/>
+          <w:b/>
+          <w:bCs/>
+          <w:i/>
+          <w:iCs/>
+          <w:sz w:val="23"/>
+          <w:szCs w:val="23"/>
+          <w:lang w:val="vi-VN" w:bidi="th-TH"/>
+        </w:rPr>
+        <w:t>Điện thoại</w:t>
       </w:r>
       <w:r>
         <w:rPr>
@@ -3087,7 +2971,7 @@
           <w:bCs/>
           <w:szCs w:val="22"/>
         </w:rPr>
-        <w:object w:dxaOrig="13812" w:dyaOrig="6398" w14:anchorId="237D2B05">
+        <w:object w:dxaOrig="13805" w:dyaOrig="6385" w14:anchorId="237D2B05">
           <v:shapetype id="_x0000_t75" coordsize="21600,21600" o:spt="75" o:preferrelative="t" path="m@4@5l@4@11@9@11@9@5xe" filled="f" stroked="f">
             <v:stroke joinstyle="miter"/>
             <v:formulas>
@@ -3107,10 +2991,10 @@
             <v:path o:extrusionok="f" gradientshapeok="t" o:connecttype="rect"/>
             <o:lock v:ext="edit" aspectratio="t"/>
           </v:shapetype>
-          <v:shape id="_x0000_i1025" type="#_x0000_t75" style="width:475.5pt;height:225pt" o:ole="">
+          <v:shape id="_x0000_i1029" type="#_x0000_t75" style="width:475.5pt;height:224.25pt" o:ole="">
             <v:imagedata r:id="rId13" o:title=""/>
           </v:shape>
-          <o:OLEObject Type="Embed" ProgID="Excel.Sheet.12" ShapeID="_x0000_i1025" DrawAspect="Content" ObjectID="_1848079389" r:id="rId14"/>
+          <o:OLEObject Type="Embed" ProgID="Excel.Sheet.12" ShapeID="_x0000_i1029" DrawAspect="Content" ObjectID="_1848249390" r:id="rId14"/>
         </w:object>
       </w:r>
     </w:p>
@@ -4519,7 +4403,6 @@
         <w:tc>
           <w:tcPr>
             <w:tcW w:w="4038" w:type="dxa"/>
-            <w:shd w:val="clear" w:color="auto" w:fill="auto"/>
             <w:vAlign w:val="center"/>
           </w:tcPr>
           <w:p>
@@ -4609,7 +4492,6 @@
         <w:tc>
           <w:tcPr>
             <w:tcW w:w="4038" w:type="dxa"/>
-            <w:shd w:val="clear" w:color="auto" w:fill="auto"/>
             <w:vAlign w:val="center"/>
           </w:tcPr>
           <w:p>
@@ -4683,7 +4565,29 @@
                 <w:szCs w:val="23"/>
                 <w:shd w:val="clear" w:color="auto" w:fill="FFFFFF"/>
               </w:rPr>
-              <w:t>{{client_office_address_vi}}</w:t>
+              <w:t>{{</w:t>
+            </w:r>
+            <w:r>
+              <w:rPr>
+                <w:rFonts w:asciiTheme="minorHAnsi" w:hAnsiTheme="minorHAnsi" w:cstheme="minorHAnsi"/>
+                <w:color w:val="333E48"/>
+                <w:spacing w:val="-2"/>
+                <w:sz w:val="23"/>
+                <w:szCs w:val="23"/>
+                <w:shd w:val="clear" w:color="auto" w:fill="FFFFFF"/>
+              </w:rPr>
+              <w:t>client_address_vi</w:t>
+            </w:r>
+            <w:r>
+              <w:rPr>
+                <w:rFonts w:asciiTheme="minorHAnsi" w:hAnsiTheme="minorHAnsi" w:cstheme="minorHAnsi"/>
+                <w:color w:val="333E48"/>
+                <w:spacing w:val="-2"/>
+                <w:sz w:val="23"/>
+                <w:szCs w:val="23"/>
+                <w:shd w:val="clear" w:color="auto" w:fill="FFFFFF"/>
+              </w:rPr>
+              <w:t>}}</w:t>
             </w:r>
           </w:p>
         </w:tc>
@@ -4695,7 +4599,6 @@
         <w:tc>
           <w:tcPr>
             <w:tcW w:w="4038" w:type="dxa"/>
-            <w:shd w:val="clear" w:color="auto" w:fill="auto"/>
             <w:vAlign w:val="center"/>
           </w:tcPr>
           <w:p>
@@ -4786,7 +4689,6 @@
         <w:tc>
           <w:tcPr>
             <w:tcW w:w="4038" w:type="dxa"/>
-            <w:shd w:val="clear" w:color="auto" w:fill="auto"/>
             <w:vAlign w:val="center"/>
           </w:tcPr>
           <w:p>
@@ -4845,9 +4747,32 @@
                 <w:color w:val="000000"/>
                 <w:sz w:val="23"/>
                 <w:szCs w:val="23"/>
-                <w:lang w:val="en-US"/>
+                <w:lang w:val="en-US" w:eastAsia="ja-JP"/>
               </w:rPr>
             </w:pPr>
+            <w:r>
+              <w:rPr>
+                <w:rFonts w:asciiTheme="minorHAnsi" w:eastAsia="PMingLiU" w:hAnsiTheme="minorHAnsi" w:cstheme="minorHAnsi"/>
+                <w:i/>
+                <w:iCs/>
+                <w:noProof/>
+                <w:sz w:val="23"/>
+                <w:szCs w:val="23"/>
+              </w:rPr>
+              <w:t>{</w:t>
+            </w:r>
+            <w:r>
+              <w:rPr>
+                <w:rFonts w:asciiTheme="minorHAnsi" w:hAnsiTheme="minorHAnsi" w:cstheme="minorHAnsi" w:hint="eastAsia"/>
+                <w:i/>
+                <w:iCs/>
+                <w:noProof/>
+                <w:sz w:val="23"/>
+                <w:szCs w:val="23"/>
+                <w:lang w:eastAsia="ja-JP"/>
+              </w:rPr>
+              <w:t>{client_mobile_phone}}</w:t>
+            </w:r>
           </w:p>
         </w:tc>
       </w:tr>
@@ -4858,7 +4783,6 @@
         <w:tc>
           <w:tcPr>
             <w:tcW w:w="4038" w:type="dxa"/>
-            <w:shd w:val="clear" w:color="auto" w:fill="auto"/>
             <w:vAlign w:val="center"/>
           </w:tcPr>
           <w:p>
@@ -4899,6 +4823,29 @@
                 <w:lang w:val="en-US"/>
               </w:rPr>
             </w:pPr>
+            <w:r>
+              <w:rPr>
+                <w:rFonts w:asciiTheme="minorHAnsi" w:eastAsia="PMingLiU" w:hAnsiTheme="minorHAnsi" w:cstheme="minorHAnsi"/>
+                <w:i/>
+                <w:iCs/>
+                <w:noProof/>
+                <w:sz w:val="23"/>
+                <w:szCs w:val="23"/>
+              </w:rPr>
+              <w:t>{</w:t>
+            </w:r>
+            <w:r>
+              <w:rPr>
+                <w:rFonts w:asciiTheme="minorHAnsi" w:hAnsiTheme="minorHAnsi" w:cstheme="minorHAnsi" w:hint="eastAsia"/>
+                <w:i/>
+                <w:iCs/>
+                <w:noProof/>
+                <w:sz w:val="23"/>
+                <w:szCs w:val="23"/>
+                <w:lang w:eastAsia="ja-JP"/>
+              </w:rPr>
+              <w:t>{client_email}}</w:t>
+            </w:r>
           </w:p>
         </w:tc>
       </w:tr>
@@ -5055,11 +5002,11 @@
           <w:szCs w:val="23"/>
           <w:lang w:val="vi-VN"/>
         </w:rPr>
-        <w:object w:dxaOrig="11012" w:dyaOrig="2788" w14:anchorId="5E6183D7">
-          <v:shape id="_x0000_i1039" type="#_x0000_t75" style="width:483.75pt;height:121.5pt" o:ole="">
+        <w:object w:dxaOrig="11012" w:dyaOrig="3063" w14:anchorId="5E6183D7">
+          <v:shape id="_x0000_i1026" type="#_x0000_t75" style="width:483.75pt;height:133.5pt" o:ole="">
             <v:imagedata r:id="rId15" o:title=""/>
           </v:shape>
-          <o:OLEObject Type="Embed" ProgID="Excel.Sheet.12" ShapeID="_x0000_i1039" DrawAspect="Content" ObjectID="_1848079390" r:id="rId16"/>
+          <o:OLEObject Type="Embed" ProgID="Excel.Sheet.12" ShapeID="_x0000_i1026" DrawAspect="Content" ObjectID="_1848249391" r:id="rId16"/>
         </w:object>
       </w:r>
     </w:p>
@@ -5444,7 +5391,6 @@
               <w:left w:val="single" w:sz="6" w:space="0" w:color="000000"/>
               <w:right w:val="single" w:sz="6" w:space="0" w:color="000000"/>
             </w:tcBorders>
-            <w:shd w:val="clear" w:color="auto" w:fill="auto"/>
             <w:vAlign w:val="center"/>
           </w:tcPr>
           <w:p>
@@ -5532,7 +5478,6 @@
               <w:left w:val="single" w:sz="6" w:space="0" w:color="000000"/>
               <w:right w:val="single" w:sz="6" w:space="0" w:color="000000"/>
             </w:tcBorders>
-            <w:shd w:val="clear" w:color="auto" w:fill="auto"/>
             <w:vAlign w:val="center"/>
           </w:tcPr>
           <w:p>
@@ -5631,7 +5576,6 @@
               <w:left w:val="single" w:sz="6" w:space="0" w:color="000000"/>
               <w:right w:val="single" w:sz="6" w:space="0" w:color="000000"/>
             </w:tcBorders>
-            <w:shd w:val="clear" w:color="auto" w:fill="auto"/>
             <w:vAlign w:val="center"/>
           </w:tcPr>
           <w:p>
@@ -5737,7 +5681,6 @@
               <w:left w:val="single" w:sz="6" w:space="0" w:color="000000"/>
               <w:right w:val="single" w:sz="6" w:space="0" w:color="000000"/>
             </w:tcBorders>
-            <w:shd w:val="clear" w:color="auto" w:fill="auto"/>
             <w:vAlign w:val="center"/>
           </w:tcPr>
           <w:p>
@@ -5817,6 +5760,7 @@
           <w:szCs w:val="23"/>
           <w:u w:val="single"/>
         </w:rPr>
+        <w:lastRenderedPageBreak/>
         <w:t>III. CONTRACT CANCELLATION /</w:t>
       </w:r>
       <w:r>
@@ -5854,7 +5798,6 @@
           <w:sz w:val="23"/>
           <w:szCs w:val="23"/>
         </w:rPr>
-        <w:lastRenderedPageBreak/>
         <w:t>A written cancellation is recommended.  If verbally cancelled, a cancellation number must be noted</w:t>
       </w:r>
       <w:r>
@@ -6601,6 +6544,7 @@
           <w:szCs w:val="23"/>
           <w:lang w:val="en-US"/>
         </w:rPr>
+        <w:lastRenderedPageBreak/>
         <w:t>Bên B có trách nhiệm báo ngay cho người đại diện của Bên A trong trường hợp có thiệt hại hay mất mát về tài sản xảy ra.</w:t>
       </w:r>
     </w:p>
@@ -6627,7 +6571,6 @@
           <w:szCs w:val="23"/>
           <w:lang w:val="en-US"/>
         </w:rPr>
-        <w:lastRenderedPageBreak/>
         <w:t>Bên B có trách nhiệm bảo vệ tài sản, cơ sở vật chất của Bên A trong trường hợp Bên A phát hiện những hỏng hóc hay thiệt hại về tài sản do bên B gây ra.</w:t>
       </w:r>
     </w:p>
@@ -7007,7 +6950,6 @@
           <w:szCs w:val="23"/>
           <w:lang w:val="en-US"/>
         </w:rPr>
-        <w:lastRenderedPageBreak/>
         <w:t>For all exhibitions and staging set-ups performed by outside contractors, plans must be approved by the hotel’s Chief Engineer a minimum of 0</w:t>
       </w:r>
       <w:r>
@@ -9441,19 +9383,7 @@
                 <w:szCs w:val="22"/>
                 <w:lang w:val="en-GB"/>
               </w:rPr>
-              <w:t>Tổng quản lý khách sạn</w:t>
-            </w:r>
-            <w:r>
-              <w:rPr>
-                <w:rFonts w:asciiTheme="minorHAnsi" w:eastAsia="Calibri" w:hAnsiTheme="minorHAnsi" w:cstheme="minorHAnsi"/>
-                <w:bCs/>
-                <w:i/>
-                <w:iCs/>
-                <w:sz w:val="22"/>
-                <w:szCs w:val="22"/>
-                <w:lang w:val="en-GB"/>
-              </w:rPr>
-              <w:t xml:space="preserve"> </w:t>
+              <w:t xml:space="preserve">Tổng quản lý khách sạn </w:t>
             </w:r>
           </w:p>
           <w:p>
@@ -9660,135 +9590,107 @@
               <w:pStyle w:val="BodyText"/>
               <w:spacing w:line="276" w:lineRule="auto"/>
               <w:rPr>
+                <w:rFonts w:ascii="Cambria" w:eastAsia="ＭＳ 明朝" w:hAnsi="Cambria" w:cstheme="minorHAnsi"/>
+                <w:b/>
+                <w:sz w:val="23"/>
+                <w:szCs w:val="23"/>
+                <w:lang w:eastAsia="ja-JP"/>
+              </w:rPr>
+            </w:pPr>
+            <w:r>
+              <w:rPr>
+                <w:rFonts w:asciiTheme="minorHAnsi" w:eastAsia="ＭＳ 明朝" w:hAnsiTheme="minorHAnsi" w:cstheme="minorHAnsi" w:hint="eastAsia"/>
+                <w:b/>
+                <w:sz w:val="23"/>
+                <w:szCs w:val="23"/>
+                <w:lang w:eastAsia="ja-JP"/>
+              </w:rPr>
+              <w:t>{{</w:t>
+            </w:r>
+            <w:r>
+              <w:rPr>
                 <w:rFonts w:asciiTheme="minorHAnsi" w:hAnsiTheme="minorHAnsi" w:cstheme="minorHAnsi"/>
                 <w:b/>
                 <w:sz w:val="23"/>
                 <w:szCs w:val="23"/>
               </w:rPr>
-            </w:pPr>
-            <w:r>
-              <w:rPr>
-                <w:rFonts w:asciiTheme="minorHAnsi" w:hAnsiTheme="minorHAnsi" w:cstheme="minorHAnsi"/>
-                <w:b/>
-                <w:sz w:val="23"/>
-                <w:szCs w:val="23"/>
-              </w:rPr>
-              <w:t>M</w:t>
+              <w:t>sale_rep_fullname</w:t>
             </w:r>
             <w:r>
               <w:rPr>
-                <w:rFonts w:asciiTheme="minorHAnsi" w:hAnsiTheme="minorHAnsi" w:cstheme="minorHAnsi"/>
+                <w:rFonts w:asciiTheme="minorHAnsi" w:eastAsia="ＭＳ 明朝" w:hAnsiTheme="minorHAnsi" w:cstheme="minorHAnsi" w:hint="eastAsia"/>
                 <w:b/>
                 <w:sz w:val="23"/>
                 <w:szCs w:val="23"/>
-              </w:rPr>
-              <w:t>s/Bà</w:t>
-            </w:r>
-            <w:r>
-              <w:rPr>
-                <w:rFonts w:asciiTheme="minorHAnsi" w:hAnsiTheme="minorHAnsi" w:cstheme="minorHAnsi"/>
-                <w:b/>
-                <w:i/>
-                <w:sz w:val="23"/>
-                <w:szCs w:val="23"/>
-              </w:rPr>
-              <w:t>.</w:t>
-            </w:r>
-            <w:r>
-              <w:rPr>
-                <w:rFonts w:asciiTheme="minorHAnsi" w:hAnsiTheme="minorHAnsi" w:cstheme="minorHAnsi"/>
-                <w:b/>
-                <w:sz w:val="23"/>
-                <w:szCs w:val="23"/>
-              </w:rPr>
-              <w:t xml:space="preserve"> </w:t>
-            </w:r>
-            <w:r>
-              <w:rPr>
-                <w:rFonts w:asciiTheme="minorHAnsi" w:hAnsiTheme="minorHAnsi" w:cstheme="minorHAnsi"/>
-                <w:b/>
-                <w:sz w:val="23"/>
-                <w:szCs w:val="23"/>
-              </w:rPr>
-              <w:t>Vũ Thị Hiền</w:t>
+                <w:lang w:eastAsia="ja-JP"/>
+              </w:rPr>
+              <w:t>}}</w:t>
             </w:r>
           </w:p>
           <w:p>
             <w:pPr>
               <w:pStyle w:val="BodyText"/>
-              <w:spacing w:line="276" w:lineRule="auto"/>
-              <w:rPr>
-                <w:rFonts w:asciiTheme="minorHAnsi" w:hAnsiTheme="minorHAnsi" w:cstheme="minorHAnsi"/>
-                <w:sz w:val="23"/>
-                <w:szCs w:val="23"/>
-                <w:lang w:val="vi-VN"/>
+              <w:rPr>
+                <w:rFonts w:asciiTheme="minorHAnsi" w:eastAsia="ＭＳ 明朝" w:hAnsiTheme="minorHAnsi" w:cstheme="minorHAnsi"/>
+                <w:sz w:val="23"/>
+                <w:szCs w:val="23"/>
+                <w:lang w:val="en-US" w:eastAsia="ja-JP"/>
               </w:rPr>
             </w:pPr>
             <w:r>
               <w:rPr>
-                <w:rFonts w:asciiTheme="minorHAnsi" w:eastAsia="Calibri" w:hAnsiTheme="minorHAnsi" w:cstheme="minorHAnsi"/>
-                <w:sz w:val="23"/>
-                <w:szCs w:val="23"/>
-                <w:lang w:val="en-US"/>
-              </w:rPr>
-              <w:t xml:space="preserve">Event </w:t>
-            </w:r>
-            <w:r>
-              <w:rPr>
-                <w:rFonts w:asciiTheme="minorHAnsi" w:eastAsia="Calibri" w:hAnsiTheme="minorHAnsi" w:cstheme="minorHAnsi"/>
-                <w:sz w:val="23"/>
-                <w:szCs w:val="23"/>
-                <w:lang w:val="en-US"/>
-              </w:rPr>
-              <w:t xml:space="preserve">Sales </w:t>
-            </w:r>
-            <w:r>
-              <w:rPr>
-                <w:rFonts w:asciiTheme="minorHAnsi" w:eastAsia="Calibri" w:hAnsiTheme="minorHAnsi" w:cstheme="minorHAnsi"/>
-                <w:sz w:val="23"/>
-                <w:szCs w:val="23"/>
-                <w:lang w:val="en-US"/>
-              </w:rPr>
-              <w:t>Executive</w:t>
+                <w:rFonts w:asciiTheme="minorHAnsi" w:eastAsia="ＭＳ 明朝" w:hAnsiTheme="minorHAnsi" w:cstheme="minorHAnsi" w:hint="eastAsia"/>
+                <w:sz w:val="23"/>
+                <w:szCs w:val="23"/>
+                <w:lang w:val="en-US" w:eastAsia="ja-JP"/>
+              </w:rPr>
+              <w:t>{{sale_rep_title_en}}</w:t>
             </w:r>
           </w:p>
           <w:p>
             <w:pPr>
               <w:pStyle w:val="BodyText"/>
-              <w:spacing w:line="276" w:lineRule="auto"/>
-              <w:rPr>
-                <w:rFonts w:asciiTheme="minorHAnsi" w:hAnsiTheme="minorHAnsi" w:cstheme="minorHAnsi"/>
-                <w:bCs/>
+              <w:rPr>
+                <w:rFonts w:asciiTheme="minorHAnsi" w:eastAsia="ＭＳ 明朝" w:hAnsiTheme="minorHAnsi" w:cstheme="minorHAnsi"/>
                 <w:i/>
                 <w:iCs/>
                 <w:sz w:val="23"/>
                 <w:szCs w:val="23"/>
-                <w:lang w:val="vi-VN"/>
+                <w:lang w:val="en-US"/>
               </w:rPr>
             </w:pPr>
             <w:r>
               <w:rPr>
-                <w:rFonts w:asciiTheme="minorHAnsi" w:hAnsiTheme="minorHAnsi" w:cstheme="minorHAnsi"/>
-                <w:bCs/>
+                <w:rFonts w:asciiTheme="minorHAnsi" w:eastAsia="ＭＳ 明朝" w:hAnsiTheme="minorHAnsi" w:cstheme="minorHAnsi" w:hint="eastAsia"/>
                 <w:i/>
                 <w:iCs/>
                 <w:sz w:val="23"/>
                 <w:szCs w:val="23"/>
-                <w:lang w:val="vi-VN"/>
-              </w:rPr>
-              <w:t>Nhân viên kinh doanh sự kiện</w:t>
+                <w:lang w:val="en-US"/>
+              </w:rPr>
+              <w:t>{{sale_rep_title_v</w:t>
             </w:r>
             <w:r>
               <w:rPr>
-                <w:rFonts w:asciiTheme="minorHAnsi" w:hAnsiTheme="minorHAnsi" w:cstheme="minorHAnsi"/>
-                <w:bCs/>
+                <w:rFonts w:asciiTheme="minorHAnsi" w:eastAsia="ＭＳ 明朝" w:hAnsiTheme="minorHAnsi" w:cstheme="minorHAnsi" w:hint="eastAsia"/>
                 <w:i/>
                 <w:iCs/>
                 <w:sz w:val="23"/>
                 <w:szCs w:val="23"/>
-                <w:lang w:val="vi-VN"/>
-              </w:rPr>
-              <w:t xml:space="preserve"> </w:t>
+                <w:lang w:val="en-US" w:eastAsia="ja-JP"/>
+              </w:rPr>
+              <w:t>i</w:t>
+            </w:r>
+            <w:r>
+              <w:rPr>
+                <w:rFonts w:asciiTheme="minorHAnsi" w:eastAsia="ＭＳ 明朝" w:hAnsiTheme="minorHAnsi" w:cstheme="minorHAnsi" w:hint="eastAsia"/>
+                <w:i/>
+                <w:iCs/>
+                <w:sz w:val="23"/>
+                <w:szCs w:val="23"/>
+                <w:lang w:val="en-US"/>
+              </w:rPr>
+              <w:t>}}</w:t>
             </w:r>
           </w:p>
         </w:tc>
@@ -9898,15 +9800,7 @@
                 <w:sz w:val="23"/>
                 <w:szCs w:val="23"/>
               </w:rPr>
-              <w:t>{{client_representative_title_en}}</w:t>
-            </w:r>
-            <w:r>
-              <w:rPr>
-                <w:rFonts w:asciiTheme="minorHAnsi" w:hAnsiTheme="minorHAnsi" w:cstheme="minorHAnsi"/>
-                <w:sz w:val="23"/>
-                <w:szCs w:val="23"/>
-              </w:rPr>
-              <w:t xml:space="preserve"> </w:t>
+              <w:t xml:space="preserve">{{client_representative_title_en}} </w:t>
             </w:r>
           </w:p>
           <w:p>
@@ -9929,18 +9823,7 @@
                 <w:szCs w:val="23"/>
                 <w:lang w:val="en-AU"/>
               </w:rPr>
-              <w:t>{{client_representative_title_vi}}</w:t>
-            </w:r>
-            <w:r>
-              <w:rPr>
-                <w:rFonts w:asciiTheme="minorHAnsi" w:eastAsia="Cordia New" w:hAnsiTheme="minorHAnsi" w:cstheme="minorHAnsi"/>
-                <w:i/>
-                <w:iCs/>
-                <w:sz w:val="23"/>
-                <w:szCs w:val="23"/>
-                <w:lang w:val="en-AU"/>
-              </w:rPr>
-              <w:t xml:space="preserve"> </w:t>
+              <w:t xml:space="preserve">{{client_representative_title_vi}} </w:t>
             </w:r>
           </w:p>
           <w:p>
@@ -10145,7 +10028,7 @@
 </file>
 
 <file path=word/endnotes.xml><?xml version="1.0" encoding="utf-8"?>
-<w:endnotes xmlns:wpc="http://schemas.microsoft.com/office/word/2010/wordprocessingCanvas" xmlns:cx="http://schemas.microsoft.com/office/drawing/2014/chartex" xmlns:cx1="http://schemas.microsoft.com/office/drawing/2015/9/8/chartex" xmlns:cx2="http://schemas.microsoft.com/office/drawing/2015/10/21/chartex" xmlns:cx3="http://schemas.microsoft.com/office/drawing/2016/5/9/chartex" xmlns:cx4="http://schemas.microsoft.com/office/drawing/2016/5/10/chartex" xmlns:cx5="http://schemas.microsoft.com/office/drawing/2016/5/11/chartex" xmlns:cx6="http://schemas.microsoft.com/office/drawing/2016/5/12/chartex" xmlns:cx7="http://schemas.microsoft.com/office/drawing/2016/5/13/chartex" xmlns:cx8="http://schemas.microsoft.com/office/drawing/2016/5/14/chartex" xmlns:mc="http://schemas.openxmlformats.org/markup-compatibility/2006" xmlns:aink="http://schemas.microsoft.com/office/drawing/2016/ink" xmlns:am3d="http://schemas.microsoft.com/office/drawing/2017/model3d" xmlns:o="urn:schemas-microsoft-com:office:office" xmlns:r="http://schemas.openxmlformats.org/officeDocument/2006/relationships" xmlns:m="http://schemas.openxmlformats.org/officeDocument/2006/math" xmlns:v="urn:schemas-microsoft-com:vml" xmlns:wp14="http://schemas.microsoft.com/office/word/2010/wordprocessingDrawing" xmlns:wp="http://schemas.openxmlformats.org/drawingml/2006/wordprocessingDrawing" xmlns:w10="urn:schemas-microsoft-com:office:word" xmlns:w="http://schemas.openxmlformats.org/wordprocessingml/2006/main" xmlns:w14="http://schemas.microsoft.com/office/word/2010/wordml" xmlns:w15="http://schemas.microsoft.com/office/word/2012/wordml" xmlns:w16cex="http://schemas.microsoft.com/office/word/2018/wordml/cex" xmlns:w16cid="http://schemas.microsoft.com/office/word/2016/wordml/cid" xmlns:w16="http://schemas.microsoft.com/office/word/2018/wordml" xmlns:w16sdtdh="http://schemas.microsoft.com/office/word/2020/wordml/sdtdatahash" xmlns:w16se="http://schemas.microsoft.com/office/word/2015/wordml/symex" xmlns:wpg="http://schemas.microsoft.com/office/word/2010/wordprocessingGroup" xmlns:wpi="http://schemas.microsoft.com/office/word/2010/wordprocessingInk" xmlns:wne="http://schemas.microsoft.com/office/word/2006/wordml" xmlns:wps="http://schemas.microsoft.com/office/word/2010/wordprocessingShape" mc:Ignorable="w14 w15 w16se w16cid w16 w16cex w16sdtdh wp14">
+<w:endnotes xmlns:wpc="http://schemas.microsoft.com/office/word/2010/wordprocessingCanvas" xmlns:cx="http://schemas.microsoft.com/office/drawing/2014/chartex" xmlns:cx1="http://schemas.microsoft.com/office/drawing/2015/9/8/chartex" xmlns:cx2="http://schemas.microsoft.com/office/drawing/2015/10/21/chartex" xmlns:cx3="http://schemas.microsoft.com/office/drawing/2016/5/9/chartex" xmlns:cx4="http://schemas.microsoft.com/office/drawing/2016/5/10/chartex" xmlns:cx5="http://schemas.microsoft.com/office/drawing/2016/5/11/chartex" xmlns:cx6="http://schemas.microsoft.com/office/drawing/2016/5/12/chartex" xmlns:cx7="http://schemas.microsoft.com/office/drawing/2016/5/13/chartex" xmlns:cx8="http://schemas.microsoft.com/office/drawing/2016/5/14/chartex" xmlns:mc="http://schemas.openxmlformats.org/markup-compatibility/2006" xmlns:aink="http://schemas.microsoft.com/office/drawing/2016/ink" xmlns:am3d="http://schemas.microsoft.com/office/drawing/2017/model3d" xmlns:o="urn:schemas-microsoft-com:office:office" xmlns:oel="http://schemas.microsoft.com/office/2019/extlst" xmlns:r="http://schemas.openxmlformats.org/officeDocument/2006/relationships" xmlns:m="http://schemas.openxmlformats.org/officeDocument/2006/math" xmlns:v="urn:schemas-microsoft-com:vml" xmlns:wp14="http://schemas.microsoft.com/office/word/2010/wordprocessingDrawing" xmlns:wp="http://schemas.openxmlformats.org/drawingml/2006/wordprocessingDrawing" xmlns:w10="urn:schemas-microsoft-com:office:word" xmlns:w="http://schemas.openxmlformats.org/wordprocessingml/2006/main" xmlns:w14="http://schemas.microsoft.com/office/word/2010/wordml" xmlns:w15="http://schemas.microsoft.com/office/word/2012/wordml" xmlns:w16cei="http://schemas.microsoft.com/office/word/2026/wordml/cei" xmlns:w16cex="http://schemas.microsoft.com/office/word/2018/wordml/cex" xmlns:w16cid="http://schemas.microsoft.com/office/word/2016/wordml/cid" xmlns:w16="http://schemas.microsoft.com/office/word/2018/wordml" xmlns:w16du="http://schemas.microsoft.com/office/word/2023/wordml/word16du" xmlns:w16sdtdh="http://schemas.microsoft.com/office/word/2020/wordml/sdtdatahash" xmlns:w16sdtfl="http://schemas.microsoft.com/office/word/2024/wordml/sdtformatlock" xmlns:w16se="http://schemas.microsoft.com/office/word/2015/wordml/symex" xmlns:wpg="http://schemas.microsoft.com/office/word/2010/wordprocessingGroup" xmlns:wpi="http://schemas.microsoft.com/office/word/2010/wordprocessingInk" xmlns:wne="http://schemas.microsoft.com/office/word/2006/wordml" xmlns:wps="http://schemas.microsoft.com/office/word/2010/wordprocessingShape" mc:Ignorable="w14 w15 w16se w16cid w16 w16cex w16sdtdh w16sdtfl w16du wp14">
   <w:endnote w:type="separator" w:id="-1">
     <w:p>
       <w:pPr>
@@ -10170,7 +10053,7 @@
 </file>
 
 <file path=word/footer1.xml><?xml version="1.0" encoding="utf-8"?>
-<w:ftr xmlns:wpc="http://schemas.microsoft.com/office/word/2010/wordprocessingCanvas" xmlns:cx="http://schemas.microsoft.com/office/drawing/2014/chartex" xmlns:cx1="http://schemas.microsoft.com/office/drawing/2015/9/8/chartex" xmlns:cx2="http://schemas.microsoft.com/office/drawing/2015/10/21/chartex" xmlns:cx3="http://schemas.microsoft.com/office/drawing/2016/5/9/chartex" xmlns:cx4="http://schemas.microsoft.com/office/drawing/2016/5/10/chartex" xmlns:cx5="http://schemas.microsoft.com/office/drawing/2016/5/11/chartex" xmlns:cx6="http://schemas.microsoft.com/office/drawing/2016/5/12/chartex" xmlns:cx7="http://schemas.microsoft.com/office/drawing/2016/5/13/chartex" xmlns:cx8="http://schemas.microsoft.com/office/drawing/2016/5/14/chartex" xmlns:mc="http://schemas.openxmlformats.org/markup-compatibility/2006" xmlns:aink="http://schemas.microsoft.com/office/drawing/2016/ink" xmlns:am3d="http://schemas.microsoft.com/office/drawing/2017/model3d" xmlns:o="urn:schemas-microsoft-com:office:office" xmlns:r="http://schemas.openxmlformats.org/officeDocument/2006/relationships" xmlns:m="http://schemas.openxmlformats.org/officeDocument/2006/math" xmlns:v="urn:schemas-microsoft-com:vml" xmlns:wp14="http://schemas.microsoft.com/office/word/2010/wordprocessingDrawing" xmlns:wp="http://schemas.openxmlformats.org/drawingml/2006/wordprocessingDrawing" xmlns:w10="urn:schemas-microsoft-com:office:word" xmlns:w="http://schemas.openxmlformats.org/wordprocessingml/2006/main" xmlns:w14="http://schemas.microsoft.com/office/word/2010/wordml" xmlns:w15="http://schemas.microsoft.com/office/word/2012/wordml" xmlns:w16cex="http://schemas.microsoft.com/office/word/2018/wordml/cex" xmlns:w16cid="http://schemas.microsoft.com/office/word/2016/wordml/cid" xmlns:w16="http://schemas.microsoft.com/office/word/2018/wordml" xmlns:w16sdtdh="http://schemas.microsoft.com/office/word/2020/wordml/sdtdatahash" xmlns:w16se="http://schemas.microsoft.com/office/word/2015/wordml/symex" xmlns:wpg="http://schemas.microsoft.com/office/word/2010/wordprocessingGroup" xmlns:wpi="http://schemas.microsoft.com/office/word/2010/wordprocessingInk" xmlns:wne="http://schemas.microsoft.com/office/word/2006/wordml" xmlns:wps="http://schemas.microsoft.com/office/word/2010/wordprocessingShape" mc:Ignorable="w14 w15 w16se w16cid w16 w16cex w16sdtdh wp14">
+<w:ftr xmlns:wpc="http://schemas.microsoft.com/office/word/2010/wordprocessingCanvas" xmlns:cx="http://schemas.microsoft.com/office/drawing/2014/chartex" xmlns:cx1="http://schemas.microsoft.com/office/drawing/2015/9/8/chartex" xmlns:cx2="http://schemas.microsoft.com/office/drawing/2015/10/21/chartex" xmlns:cx3="http://schemas.microsoft.com/office/drawing/2016/5/9/chartex" xmlns:cx4="http://schemas.microsoft.com/office/drawing/2016/5/10/chartex" xmlns:cx5="http://schemas.microsoft.com/office/drawing/2016/5/11/chartex" xmlns:cx6="http://schemas.microsoft.com/office/drawing/2016/5/12/chartex" xmlns:cx7="http://schemas.microsoft.com/office/drawing/2016/5/13/chartex" xmlns:cx8="http://schemas.microsoft.com/office/drawing/2016/5/14/chartex" xmlns:mc="http://schemas.openxmlformats.org/markup-compatibility/2006" xmlns:aink="http://schemas.microsoft.com/office/drawing/2016/ink" xmlns:am3d="http://schemas.microsoft.com/office/drawing/2017/model3d" xmlns:o="urn:schemas-microsoft-com:office:office" xmlns:oel="http://schemas.microsoft.com/office/2019/extlst" xmlns:r="http://schemas.openxmlformats.org/officeDocument/2006/relationships" xmlns:m="http://schemas.openxmlformats.org/officeDocument/2006/math" xmlns:v="urn:schemas-microsoft-com:vml" xmlns:wp14="http://schemas.microsoft.com/office/word/2010/wordprocessingDrawing" xmlns:wp="http://schemas.openxmlformats.org/drawingml/2006/wordprocessingDrawing" xmlns:w10="urn:schemas-microsoft-com:office:word" xmlns:w="http://schemas.openxmlformats.org/wordprocessingml/2006/main" xmlns:w14="http://schemas.microsoft.com/office/word/2010/wordml" xmlns:w15="http://schemas.microsoft.com/office/word/2012/wordml" xmlns:w16cei="http://schemas.microsoft.com/office/word/2026/wordml/cei" xmlns:w16cex="http://schemas.microsoft.com/office/word/2018/wordml/cex" xmlns:w16cid="http://schemas.microsoft.com/office/word/2016/wordml/cid" xmlns:w16="http://schemas.microsoft.com/office/word/2018/wordml" xmlns:w16du="http://schemas.microsoft.com/office/word/2023/wordml/word16du" xmlns:w16sdtdh="http://schemas.microsoft.com/office/word/2020/wordml/sdtdatahash" xmlns:w16sdtfl="http://schemas.microsoft.com/office/word/2024/wordml/sdtformatlock" xmlns:w16se="http://schemas.microsoft.com/office/word/2015/wordml/symex" xmlns:wpg="http://schemas.microsoft.com/office/word/2010/wordprocessingGroup" xmlns:wpi="http://schemas.microsoft.com/office/word/2010/wordprocessingInk" xmlns:wne="http://schemas.microsoft.com/office/word/2006/wordml" xmlns:wps="http://schemas.microsoft.com/office/word/2010/wordprocessingShape" mc:Ignorable="w14 w15 w16se w16cid w16 w16cex w16sdtdh w16sdtfl w16du wp14">
   <w:tbl>
     <w:tblPr>
       <w:tblW w:w="5000" w:type="pct"/>
@@ -10416,7 +10299,7 @@
               <v:stroke joinstyle="miter"/>
               <v:path gradientshapeok="t" o:connecttype="rect"/>
             </v:shapetype>
-            <v:shape id="Text Box 2" o:spid="_x0000_s1026" type="#_x0000_t202" style="position:absolute;margin-left:-.25pt;margin-top:-35.8pt;width:611.25pt;height:35.95pt;z-index:-251657216;visibility:visible;mso-wrap-style:square;mso-width-percent:0;mso-height-percent:0;mso-wrap-distance-left:9pt;mso-wrap-distance-top:0;mso-wrap-distance-right:9pt;mso-wrap-distance-bottom:0;mso-position-horizontal:absolute;mso-position-horizontal-relative:page;mso-position-vertical:absolute;mso-position-vertical-relative:text;mso-width-percent:0;mso-height-percent:0;mso-width-relative:margin;mso-height-relative:margin;v-text-anchor:top" o:gfxdata="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" fillcolor="#9a0a3b" stroked="f">
+            <v:shape id="Text Box 2" o:spid="_x0000_s1026" type="#_x0000_t202" style="position:absolute;margin-left:-.25pt;margin-top:-35.8pt;width:611.25pt;height:35.95pt;z-index:-251657216;visibility:visible;mso-wrap-style:square;mso-width-percent:0;mso-height-percent:0;mso-wrap-distance-left:9pt;mso-wrap-distance-top:0;mso-wrap-distance-right:9pt;mso-wrap-distance-bottom:0;mso-position-horizontal:absolute;mso-position-horizontal-relative:page;mso-position-vertical:absolute;mso-position-vertical-relative:text;mso-width-percent:0;mso-height-percent:0;mso-width-relative:margin;mso-height-relative:margin;v-text-anchor:top" o:gfxdata="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" fillcolor="#9a0a3b" stroked="f">
               <v:textbox>
                 <w:txbxContent>
                   <w:p>
@@ -10516,7 +10399,7 @@
 </file>
 
 <file path=word/footnotes.xml><?xml version="1.0" encoding="utf-8"?>
-<w:footnotes xmlns:wpc="http://schemas.microsoft.com/office/word/2010/wordprocessingCanvas" xmlns:cx="http://schemas.microsoft.com/office/drawing/2014/chartex" xmlns:cx1="http://schemas.microsoft.com/office/drawing/2015/9/8/chartex" xmlns:cx2="http://schemas.microsoft.com/office/drawing/2015/10/21/chartex" xmlns:cx3="http://schemas.microsoft.com/office/drawing/2016/5/9/chartex" xmlns:cx4="http://schemas.microsoft.com/office/drawing/2016/5/10/chartex" xmlns:cx5="http://schemas.microsoft.com/office/drawing/2016/5/11/chartex" xmlns:cx6="http://schemas.microsoft.com/office/drawing/2016/5/12/chartex" xmlns:cx7="http://schemas.microsoft.com/office/drawing/2016/5/13/chartex" xmlns:cx8="http://schemas.microsoft.com/office/drawing/2016/5/14/chartex" xmlns:mc="http://schemas.openxmlformats.org/markup-compatibility/2006" xmlns:aink="http://schemas.microsoft.com/office/drawing/2016/ink" xmlns:am3d="http://schemas.microsoft.com/office/drawing/2017/model3d" xmlns:o="urn:schemas-microsoft-com:office:office" xmlns:r="http://schemas.openxmlformats.org/officeDocument/2006/relationships" xmlns:m="http://schemas.openxmlformats.org/officeDocument/2006/math" xmlns:v="urn:schemas-microsoft-com:vml" xmlns:wp14="http://schemas.microsoft.com/office/word/2010/wordprocessingDrawing" xmlns:wp="http://schemas.openxmlformats.org/drawingml/2006/wordprocessingDrawing" xmlns:w10="urn:schemas-microsoft-com:office:word" xmlns:w="http://schemas.openxmlformats.org/wordprocessingml/2006/main" xmlns:w14="http://schemas.microsoft.com/office/word/2010/wordml" xmlns:w15="http://schemas.microsoft.com/office/word/2012/wordml" xmlns:w16cex="http://schemas.microsoft.com/office/word/2018/wordml/cex" xmlns:w16cid="http://schemas.microsoft.com/office/word/2016/wordml/cid" xmlns:w16="http://schemas.microsoft.com/office/word/2018/wordml" xmlns:w16sdtdh="http://schemas.microsoft.com/office/word/2020/wordml/sdtdatahash" xmlns:w16se="http://schemas.microsoft.com/office/word/2015/wordml/symex" xmlns:wpg="http://schemas.microsoft.com/office/word/2010/wordprocessingGroup" xmlns:wpi="http://schemas.microsoft.com/office/word/2010/wordprocessingInk" xmlns:wne="http://schemas.microsoft.com/office/word/2006/wordml" xmlns:wps="http://schemas.microsoft.com/office/word/2010/wordprocessingShape" mc:Ignorable="w14 w15 w16se w16cid w16 w16cex w16sdtdh wp14">
+<w:footnotes xmlns:wpc="http://schemas.microsoft.com/office/word/2010/wordprocessingCanvas" xmlns:cx="http://schemas.microsoft.com/office/drawing/2014/chartex" xmlns:cx1="http://schemas.microsoft.com/office/drawing/2015/9/8/chartex" xmlns:cx2="http://schemas.microsoft.com/office/drawing/2015/10/21/chartex" xmlns:cx3="http://schemas.microsoft.com/office/drawing/2016/5/9/chartex" xmlns:cx4="http://schemas.microsoft.com/office/drawing/2016/5/10/chartex" xmlns:cx5="http://schemas.microsoft.com/office/drawing/2016/5/11/chartex" xmlns:cx6="http://schemas.microsoft.com/office/drawing/2016/5/12/chartex" xmlns:cx7="http://schemas.microsoft.com/office/drawing/2016/5/13/chartex" xmlns:cx8="http://schemas.microsoft.com/office/drawing/2016/5/14/chartex" xmlns:mc="http://schemas.openxmlformats.org/markup-compatibility/2006" xmlns:aink="http://schemas.microsoft.com/office/drawing/2016/ink" xmlns:am3d="http://schemas.microsoft.com/office/drawing/2017/model3d" xmlns:o="urn:schemas-microsoft-com:office:office" xmlns:oel="http://schemas.microsoft.com/office/2019/extlst" xmlns:r="http://schemas.openxmlformats.org/officeDocument/2006/relationships" xmlns:m="http://schemas.openxmlformats.org/officeDocument/2006/math" xmlns:v="urn:schemas-microsoft-com:vml" xmlns:wp14="http://schemas.microsoft.com/office/word/2010/wordprocessingDrawing" xmlns:wp="http://schemas.openxmlformats.org/drawingml/2006/wordprocessingDrawing" xmlns:w10="urn:schemas-microsoft-com:office:word" xmlns:w="http://schemas.openxmlformats.org/wordprocessingml/2006/main" xmlns:w14="http://schemas.microsoft.com/office/word/2010/wordml" xmlns:w15="http://schemas.microsoft.com/office/word/2012/wordml" xmlns:w16cei="http://schemas.microsoft.com/office/word/2026/wordml/cei" xmlns:w16cex="http://schemas.microsoft.com/office/word/2018/wordml/cex" xmlns:w16cid="http://schemas.microsoft.com/office/word/2016/wordml/cid" xmlns:w16="http://schemas.microsoft.com/office/word/2018/wordml" xmlns:w16du="http://schemas.microsoft.com/office/word/2023/wordml/word16du" xmlns:w16sdtdh="http://schemas.microsoft.com/office/word/2020/wordml/sdtdatahash" xmlns:w16sdtfl="http://schemas.microsoft.com/office/word/2024/wordml/sdtformatlock" xmlns:w16se="http://schemas.microsoft.com/office/word/2015/wordml/symex" xmlns:wpg="http://schemas.microsoft.com/office/word/2010/wordprocessingGroup" xmlns:wpi="http://schemas.microsoft.com/office/word/2010/wordprocessingInk" xmlns:wne="http://schemas.microsoft.com/office/word/2006/wordml" xmlns:wps="http://schemas.microsoft.com/office/word/2010/wordprocessingShape" mc:Ignorable="w14 w15 w16se w16cid w16 w16cex w16sdtdh w16sdtfl w16du wp14">
   <w:footnote w:type="separator" w:id="-1">
     <w:p>
       <w:pPr>
@@ -10541,7 +10424,7 @@
 </file>
 
 <file path=word/header1.xml><?xml version="1.0" encoding="utf-8"?>
-<w:hdr xmlns:wpc="http://schemas.microsoft.com/office/word/2010/wordprocessingCanvas" xmlns:cx="http://schemas.microsoft.com/office/drawing/2014/chartex" xmlns:cx1="http://schemas.microsoft.com/office/drawing/2015/9/8/chartex" xmlns:cx2="http://schemas.microsoft.com/office/drawing/2015/10/21/chartex" xmlns:cx3="http://schemas.microsoft.com/office/drawing/2016/5/9/chartex" xmlns:cx4="http://schemas.microsoft.com/office/drawing/2016/5/10/chartex" xmlns:cx5="http://schemas.microsoft.com/office/drawing/2016/5/11/chartex" xmlns:cx6="http://schemas.microsoft.com/office/drawing/2016/5/12/chartex" xmlns:cx7="http://schemas.microsoft.com/office/drawing/2016/5/13/chartex" xmlns:cx8="http://schemas.microsoft.com/office/drawing/2016/5/14/chartex" xmlns:mc="http://schemas.openxmlformats.org/markup-compatibility/2006" xmlns:aink="http://schemas.microsoft.com/office/drawing/2016/ink" xmlns:am3d="http://schemas.microsoft.com/office/drawing/2017/model3d" xmlns:o="urn:schemas-microsoft-com:office:office" xmlns:r="http://schemas.openxmlformats.org/officeDocument/2006/relationships" xmlns:m="http://schemas.openxmlformats.org/officeDocument/2006/math" xmlns:v="urn:schemas-microsoft-com:vml" xmlns:wp14="http://schemas.microsoft.com/office/word/2010/wordprocessingDrawing" xmlns:wp="http://schemas.openxmlformats.org/drawingml/2006/wordprocessingDrawing" xmlns:w10="urn:schemas-microsoft-com:office:word" xmlns:w="http://schemas.openxmlformats.org/wordprocessingml/2006/main" xmlns:w14="http://schemas.microsoft.com/office/word/2010/wordml" xmlns:w15="http://schemas.microsoft.com/office/word/2012/wordml" xmlns:w16cex="http://schemas.microsoft.com/office/word/2018/wordml/cex" xmlns:w16cid="http://schemas.microsoft.com/office/word/2016/wordml/cid" xmlns:w16="http://schemas.microsoft.com/office/word/2018/wordml" xmlns:w16sdtdh="http://schemas.microsoft.com/office/word/2020/wordml/sdtdatahash" xmlns:w16se="http://schemas.microsoft.com/office/word/2015/wordml/symex" xmlns:wpg="http://schemas.microsoft.com/office/word/2010/wordprocessingGroup" xmlns:wpi="http://schemas.microsoft.com/office/word/2010/wordprocessingInk" xmlns:wne="http://schemas.microsoft.com/office/word/2006/wordml" xmlns:wps="http://schemas.microsoft.com/office/word/2010/wordprocessingShape" mc:Ignorable="w14 w15 w16se w16cid w16 w16cex w16sdtdh wp14">
+<w:hdr xmlns:wpc="http://schemas.microsoft.com/office/word/2010/wordprocessingCanvas" xmlns:cx="http://schemas.microsoft.com/office/drawing/2014/chartex" xmlns:cx1="http://schemas.microsoft.com/office/drawing/2015/9/8/chartex" xmlns:cx2="http://schemas.microsoft.com/office/drawing/2015/10/21/chartex" xmlns:cx3="http://schemas.microsoft.com/office/drawing/2016/5/9/chartex" xmlns:cx4="http://schemas.microsoft.com/office/drawing/2016/5/10/chartex" xmlns:cx5="http://schemas.microsoft.com/office/drawing/2016/5/11/chartex" xmlns:cx6="http://schemas.microsoft.com/office/drawing/2016/5/12/chartex" xmlns:cx7="http://schemas.microsoft.com/office/drawing/2016/5/13/chartex" xmlns:cx8="http://schemas.microsoft.com/office/drawing/2016/5/14/chartex" xmlns:mc="http://schemas.openxmlformats.org/markup-compatibility/2006" xmlns:aink="http://schemas.microsoft.com/office/drawing/2016/ink" xmlns:am3d="http://schemas.microsoft.com/office/drawing/2017/model3d" xmlns:o="urn:schemas-microsoft-com:office:office" xmlns:oel="http://schemas.microsoft.com/office/2019/extlst" xmlns:r="http://schemas.openxmlformats.org/officeDocument/2006/relationships" xmlns:m="http://schemas.openxmlformats.org/officeDocument/2006/math" xmlns:v="urn:schemas-microsoft-com:vml" xmlns:wp14="http://schemas.microsoft.com/office/word/2010/wordprocessingDrawing" xmlns:wp="http://schemas.openxmlformats.org/drawingml/2006/wordprocessingDrawing" xmlns:w10="urn:schemas-microsoft-com:office:word" xmlns:w="http://schemas.openxmlformats.org/wordprocessingml/2006/main" xmlns:w14="http://schemas.microsoft.com/office/word/2010/wordml" xmlns:w15="http://schemas.microsoft.com/office/word/2012/wordml" xmlns:w16cei="http://schemas.microsoft.com/office/word/2026/wordml/cei" xmlns:w16cex="http://schemas.microsoft.com/office/word/2018/wordml/cex" xmlns:w16cid="http://schemas.microsoft.com/office/word/2016/wordml/cid" xmlns:w16="http://schemas.microsoft.com/office/word/2018/wordml" xmlns:w16du="http://schemas.microsoft.com/office/word/2023/wordml/word16du" xmlns:w16sdtdh="http://schemas.microsoft.com/office/word/2020/wordml/sdtdatahash" xmlns:w16sdtfl="http://schemas.microsoft.com/office/word/2024/wordml/sdtformatlock" xmlns:w16se="http://schemas.microsoft.com/office/word/2015/wordml/symex" xmlns:wpg="http://schemas.microsoft.com/office/word/2010/wordprocessingGroup" xmlns:wpi="http://schemas.microsoft.com/office/word/2010/wordprocessingInk" xmlns:wne="http://schemas.microsoft.com/office/word/2006/wordml" xmlns:wps="http://schemas.microsoft.com/office/word/2010/wordprocessingShape" mc:Ignorable="w14 w15 w16se w16cid w16 w16cex w16sdtdh w16sdtfl w16du wp14">
   <w:p>
     <w:pPr>
       <w:pStyle w:val="Header"/>
@@ -10598,7 +10481,7 @@
 </file>
 
 <file path=word/numbering.xml><?xml version="1.0" encoding="utf-8"?>
-<w:numbering xmlns:wpc="http://schemas.microsoft.com/office/word/2010/wordprocessingCanvas" xmlns:cx="http://schemas.microsoft.com/office/drawing/2014/chartex" xmlns:cx1="http://schemas.microsoft.com/office/drawing/2015/9/8/chartex" xmlns:cx2="http://schemas.microsoft.com/office/drawing/2015/10/21/chartex" xmlns:cx3="http://schemas.microsoft.com/office/drawing/2016/5/9/chartex" xmlns:cx4="http://schemas.microsoft.com/office/drawing/2016/5/10/chartex" xmlns:cx5="http://schemas.microsoft.com/office/drawing/2016/5/11/chartex" xmlns:cx6="http://schemas.microsoft.com/office/drawing/2016/5/12/chartex" xmlns:cx7="http://schemas.microsoft.com/office/drawing/2016/5/13/chartex" xmlns:cx8="http://schemas.microsoft.com/office/drawing/2016/5/14/chartex" xmlns:mc="http://schemas.openxmlformats.org/markup-compatibility/2006" xmlns:aink="http://schemas.microsoft.com/office/drawing/2016/ink" xmlns:am3d="http://schemas.microsoft.com/office/drawing/2017/model3d" xmlns:o="urn:schemas-microsoft-com:office:office" xmlns:r="http://schemas.openxmlformats.org/officeDocument/2006/relationships" xmlns:m="http://schemas.openxmlformats.org/officeDocument/2006/math" xmlns:v="urn:schemas-microsoft-com:vml" xmlns:wp14="http://schemas.microsoft.com/office/word/2010/wordprocessingDrawing" xmlns:wp="http://schemas.openxmlformats.org/drawingml/2006/wordprocessingDrawing" xmlns:w10="urn:schemas-microsoft-com:office:word" xmlns:w="http://schemas.openxmlformats.org/wordprocessingml/2006/main" xmlns:w14="http://schemas.microsoft.com/office/word/2010/wordml" xmlns:w15="http://schemas.microsoft.com/office/word/2012/wordml" xmlns:w16cex="http://schemas.microsoft.com/office/word/2018/wordml/cex" xmlns:w16cid="http://schemas.microsoft.com/office/word/2016/wordml/cid" xmlns:w16="http://schemas.microsoft.com/office/word/2018/wordml" xmlns:w16sdtdh="http://schemas.microsoft.com/office/word/2020/wordml/sdtdatahash" xmlns:w16se="http://schemas.microsoft.com/office/word/2015/wordml/symex" xmlns:wpg="http://schemas.microsoft.com/office/word/2010/wordprocessingGroup" xmlns:wpi="http://schemas.microsoft.com/office/word/2010/wordprocessingInk" xmlns:wne="http://schemas.microsoft.com/office/word/2006/wordml" xmlns:wps="http://schemas.microsoft.com/office/word/2010/wordprocessingShape" mc:Ignorable="w14 w15 w16se w16cid w16 w16cex w16sdtdh wp14">
+<w:numbering xmlns:wpc="http://schemas.microsoft.com/office/word/2010/wordprocessingCanvas" xmlns:cx="http://schemas.microsoft.com/office/drawing/2014/chartex" xmlns:cx1="http://schemas.microsoft.com/office/drawing/2015/9/8/chartex" xmlns:cx2="http://schemas.microsoft.com/office/drawing/2015/10/21/chartex" xmlns:cx3="http://schemas.microsoft.com/office/drawing/2016/5/9/chartex" xmlns:cx4="http://schemas.microsoft.com/office/drawing/2016/5/10/chartex" xmlns:cx5="http://schemas.microsoft.com/office/drawing/2016/5/11/chartex" xmlns:cx6="http://schemas.microsoft.com/office/drawing/2016/5/12/chartex" xmlns:cx7="http://schemas.microsoft.com/office/drawing/2016/5/13/chartex" xmlns:cx8="http://schemas.microsoft.com/office/drawing/2016/5/14/chartex" xmlns:mc="http://schemas.openxmlformats.org/markup-compatibility/2006" xmlns:aink="http://schemas.microsoft.com/office/drawing/2016/ink" xmlns:am3d="http://schemas.microsoft.com/office/drawing/2017/model3d" xmlns:o="urn:schemas-microsoft-com:office:office" xmlns:oel="http://schemas.microsoft.com/office/2019/extlst" xmlns:r="http://schemas.openxmlformats.org/officeDocument/2006/relationships" xmlns:m="http://schemas.openxmlformats.org/officeDocument/2006/math" xmlns:v="urn:schemas-microsoft-com:vml" xmlns:wp14="http://schemas.microsoft.com/office/word/2010/wordprocessingDrawing" xmlns:wp="http://schemas.openxmlformats.org/drawingml/2006/wordprocessingDrawing" xmlns:w10="urn:schemas-microsoft-com:office:word" xmlns:w="http://schemas.openxmlformats.org/wordprocessingml/2006/main" xmlns:w14="http://schemas.microsoft.com/office/word/2010/wordml" xmlns:w15="http://schemas.microsoft.com/office/word/2012/wordml" xmlns:w16cei="http://schemas.microsoft.com/office/word/2026/wordml/cei" xmlns:w16cex="http://schemas.microsoft.com/office/word/2018/wordml/cex" xmlns:w16cid="http://schemas.microsoft.com/office/word/2016/wordml/cid" xmlns:w16="http://schemas.microsoft.com/office/word/2018/wordml" xmlns:w16du="http://schemas.microsoft.com/office/word/2023/wordml/word16du" xmlns:w16sdtdh="http://schemas.microsoft.com/office/word/2020/wordml/sdtdatahash" xmlns:w16sdtfl="http://schemas.microsoft.com/office/word/2024/wordml/sdtformatlock" xmlns:w16se="http://schemas.microsoft.com/office/word/2015/wordml/symex" xmlns:wpg="http://schemas.microsoft.com/office/word/2010/wordprocessingGroup" xmlns:wpi="http://schemas.microsoft.com/office/word/2010/wordprocessingInk" xmlns:wne="http://schemas.microsoft.com/office/word/2006/wordml" xmlns:wps="http://schemas.microsoft.com/office/word/2010/wordprocessingShape" mc:Ignorable="w14 w15 w16se w16cid w16 w16cex w16sdtdh w16sdtfl w16du wp14">
   <w:abstractNum w:abstractNumId="0" w15:restartNumberingAfterBreak="0">
     <w:nsid w:val="015E12D2"/>
     <w:multiLevelType w:val="hybridMultilevel"/>
@@ -14034,106 +13917,106 @@
       </w:rPr>
     </w:lvl>
   </w:abstractNum>
-  <w:num w:numId="1">
+  <w:num w:numId="1" w16cid:durableId="2100365961">
     <w:abstractNumId w:val="26"/>
   </w:num>
-  <w:num w:numId="2">
+  <w:num w:numId="2" w16cid:durableId="2061828191">
     <w:abstractNumId w:val="29"/>
   </w:num>
-  <w:num w:numId="3">
+  <w:num w:numId="3" w16cid:durableId="2125690133">
     <w:abstractNumId w:val="20"/>
   </w:num>
-  <w:num w:numId="4">
+  <w:num w:numId="4" w16cid:durableId="1039624216">
     <w:abstractNumId w:val="2"/>
   </w:num>
-  <w:num w:numId="5">
+  <w:num w:numId="5" w16cid:durableId="224072442">
     <w:abstractNumId w:val="11"/>
   </w:num>
-  <w:num w:numId="6">
+  <w:num w:numId="6" w16cid:durableId="1761440969">
     <w:abstractNumId w:val="19"/>
   </w:num>
-  <w:num w:numId="7">
+  <w:num w:numId="7" w16cid:durableId="2090273401">
     <w:abstractNumId w:val="12"/>
   </w:num>
-  <w:num w:numId="8">
+  <w:num w:numId="8" w16cid:durableId="1719011333">
     <w:abstractNumId w:val="24"/>
   </w:num>
-  <w:num w:numId="9">
+  <w:num w:numId="9" w16cid:durableId="1191724889">
     <w:abstractNumId w:val="18"/>
   </w:num>
-  <w:num w:numId="10">
+  <w:num w:numId="10" w16cid:durableId="1098864417">
     <w:abstractNumId w:val="13"/>
   </w:num>
-  <w:num w:numId="11">
+  <w:num w:numId="11" w16cid:durableId="714432966">
     <w:abstractNumId w:val="30"/>
   </w:num>
-  <w:num w:numId="12">
+  <w:num w:numId="12" w16cid:durableId="1706364951">
     <w:abstractNumId w:val="32"/>
   </w:num>
-  <w:num w:numId="13">
+  <w:num w:numId="13" w16cid:durableId="2026129637">
     <w:abstractNumId w:val="0"/>
   </w:num>
-  <w:num w:numId="14">
+  <w:num w:numId="14" w16cid:durableId="2119138306">
     <w:abstractNumId w:val="28"/>
   </w:num>
-  <w:num w:numId="15">
+  <w:num w:numId="15" w16cid:durableId="1853837542">
     <w:abstractNumId w:val="26"/>
   </w:num>
-  <w:num w:numId="16">
+  <w:num w:numId="16" w16cid:durableId="698505286">
     <w:abstractNumId w:val="27"/>
   </w:num>
-  <w:num w:numId="17">
+  <w:num w:numId="17" w16cid:durableId="1482773447">
     <w:abstractNumId w:val="21"/>
   </w:num>
-  <w:num w:numId="18">
+  <w:num w:numId="18" w16cid:durableId="910776599">
     <w:abstractNumId w:val="25"/>
   </w:num>
-  <w:num w:numId="19">
+  <w:num w:numId="19" w16cid:durableId="1643776609">
     <w:abstractNumId w:val="31"/>
   </w:num>
-  <w:num w:numId="20">
+  <w:num w:numId="20" w16cid:durableId="1314332685">
     <w:abstractNumId w:val="10"/>
   </w:num>
-  <w:num w:numId="21">
+  <w:num w:numId="21" w16cid:durableId="1363633929">
     <w:abstractNumId w:val="6"/>
   </w:num>
-  <w:num w:numId="22">
+  <w:num w:numId="22" w16cid:durableId="1733432434">
     <w:abstractNumId w:val="14"/>
   </w:num>
-  <w:num w:numId="23">
+  <w:num w:numId="23" w16cid:durableId="1046951594">
     <w:abstractNumId w:val="4"/>
   </w:num>
-  <w:num w:numId="24">
+  <w:num w:numId="24" w16cid:durableId="2091341658">
     <w:abstractNumId w:val="5"/>
   </w:num>
-  <w:num w:numId="25">
+  <w:num w:numId="25" w16cid:durableId="719592541">
     <w:abstractNumId w:val="16"/>
   </w:num>
-  <w:num w:numId="26">
+  <w:num w:numId="26" w16cid:durableId="2144956559">
     <w:abstractNumId w:val="3"/>
   </w:num>
-  <w:num w:numId="27">
+  <w:num w:numId="27" w16cid:durableId="1513304184">
     <w:abstractNumId w:val="9"/>
   </w:num>
-  <w:num w:numId="28">
+  <w:num w:numId="28" w16cid:durableId="2050369946">
     <w:abstractNumId w:val="7"/>
   </w:num>
-  <w:num w:numId="29">
+  <w:num w:numId="29" w16cid:durableId="1681464125">
     <w:abstractNumId w:val="8"/>
   </w:num>
-  <w:num w:numId="30">
+  <w:num w:numId="30" w16cid:durableId="808785179">
     <w:abstractNumId w:val="22"/>
   </w:num>
-  <w:num w:numId="31">
+  <w:num w:numId="31" w16cid:durableId="360278951">
     <w:abstractNumId w:val="23"/>
   </w:num>
-  <w:num w:numId="32">
+  <w:num w:numId="32" w16cid:durableId="1225332767">
     <w:abstractNumId w:val="1"/>
   </w:num>
-  <w:num w:numId="33">
+  <w:num w:numId="33" w16cid:durableId="111822281">
     <w:abstractNumId w:val="15"/>
   </w:num>
-  <w:num w:numId="34">
+  <w:num w:numId="34" w16cid:durableId="1520898778">
     <w:abstractNumId w:val="17"/>
   </w:num>
   <w:numIdMacAtCleanup w:val="10"/>
@@ -14141,11 +14024,11 @@
 </file>
 
 <file path=word/styles.xml><?xml version="1.0" encoding="utf-8"?>
-<w:styles xmlns:mc="http://schemas.openxmlformats.org/markup-compatibility/2006" xmlns:r="http://schemas.openxmlformats.org/officeDocument/2006/relationships" xmlns:w="http://schemas.openxmlformats.org/wordprocessingml/2006/main" xmlns:w14="http://schemas.microsoft.com/office/word/2010/wordml" xmlns:w15="http://schemas.microsoft.com/office/word/2012/wordml" xmlns:w16cex="http://schemas.microsoft.com/office/word/2018/wordml/cex" xmlns:w16cid="http://schemas.microsoft.com/office/word/2016/wordml/cid" xmlns:w16="http://schemas.microsoft.com/office/word/2018/wordml" xmlns:w16sdtdh="http://schemas.microsoft.com/office/word/2020/wordml/sdtdatahash" xmlns:w16se="http://schemas.microsoft.com/office/word/2015/wordml/symex" mc:Ignorable="w14 w15 w16se w16cid w16 w16cex w16sdtdh">
+<w:styles xmlns:mc="http://schemas.openxmlformats.org/markup-compatibility/2006" xmlns:r="http://schemas.openxmlformats.org/officeDocument/2006/relationships" xmlns:w="http://schemas.openxmlformats.org/wordprocessingml/2006/main" xmlns:w14="http://schemas.microsoft.com/office/word/2010/wordml" xmlns:w15="http://schemas.microsoft.com/office/word/2012/wordml" xmlns:w16cex="http://schemas.microsoft.com/office/word/2018/wordml/cex" xmlns:w16cid="http://schemas.microsoft.com/office/word/2016/wordml/cid" xmlns:w16="http://schemas.microsoft.com/office/word/2018/wordml" xmlns:w16du="http://schemas.microsoft.com/office/word/2023/wordml/word16du" xmlns:w16sdtdh="http://schemas.microsoft.com/office/word/2020/wordml/sdtdatahash" xmlns:w16sdtfl="http://schemas.microsoft.com/office/word/2024/wordml/sdtformatlock" xmlns:w16se="http://schemas.microsoft.com/office/word/2015/wordml/symex" mc:Ignorable="w14 w15 w16se w16cid w16 w16cex w16sdtdh w16sdtfl w16du">
   <w:docDefaults>
     <w:rPrDefault>
       <w:rPr>
-        <w:rFonts w:ascii="Calibri" w:eastAsia="Calibri" w:hAnsi="Calibri" w:cs="Cordia New"/>
+        <w:rFonts w:ascii="Calibri" w:eastAsia="ＭＳ 明朝" w:hAnsi="Calibri" w:cs="Cordia New"/>
         <w:lang w:val="en-US" w:eastAsia="en-US" w:bidi="th-TH"/>
       </w:rPr>
     </w:rPrDefault>
@@ -15692,12 +15575,6 @@
 </file>
 
 <file path=customXml/item2.xml><?xml version="1.0" encoding="utf-8"?>
-<p:properties xmlns:p="http://schemas.microsoft.com/office/2006/metadata/properties" xmlns:xsi="http://www.w3.org/2001/XMLSchema-instance" xmlns:pc="http://schemas.microsoft.com/office/infopath/2007/PartnerControls">
-  <documentManagement/>
-</p:properties>
-</file>
-
-<file path=customXml/item3.xml><?xml version="1.0" encoding="utf-8"?>
 <?mso-contentType ?>
 <FormTemplates xmlns="http://schemas.microsoft.com/sharepoint/v3/contenttype/forms">
   <Display>DocumentLibraryForm</Display>
@@ -15706,7 +15583,17 @@
 </FormTemplates>
 </file>
 
+<file path=customXml/item3.xml><?xml version="1.0" encoding="utf-8"?>
+<p:properties xmlns:p="http://schemas.microsoft.com/office/2006/metadata/properties" xmlns:xsi="http://www.w3.org/2001/XMLSchema-instance" xmlns:pc="http://schemas.microsoft.com/office/infopath/2007/PartnerControls">
+  <documentManagement/>
+</p:properties>
+</file>
+
 <file path=customXml/item4.xml><?xml version="1.0" encoding="utf-8"?>
+<b:Sources xmlns:b="http://schemas.openxmlformats.org/officeDocument/2006/bibliography" xmlns="http://schemas.openxmlformats.org/officeDocument/2006/bibliography" SelectedStyle="\APA.XSL" StyleName="APA"/>
+</file>
+
+<file path=customXml/item5.xml><?xml version="1.0" encoding="utf-8"?>
 <ct:contentTypeSchema xmlns:ct="http://schemas.microsoft.com/office/2006/metadata/contentType" xmlns:ma="http://schemas.microsoft.com/office/2006/metadata/properties/metaAttributes" ct:_="" ma:_="" ma:contentTypeName="Document" ma:contentTypeID="0x0101002B2A1BA7BE360741815CB2AD695EE826" ma:contentTypeVersion="5" ma:contentTypeDescription="Create a new document." ma:contentTypeScope="" ma:versionID="905f686839af46d1697e14706a61c4e0">
   <xsd:schema xmlns:xsd="http://www.w3.org/2001/XMLSchema" xmlns:xs="http://www.w3.org/2001/XMLSchema" xmlns:p="http://schemas.microsoft.com/office/2006/metadata/properties" xmlns:ns3="f02ecd29-00dc-4dea-b8d8-fecbc1604e23" targetNamespace="http://schemas.microsoft.com/office/2006/metadata/properties" ma:root="true" ma:fieldsID="30700e915b3c6a975803eef07f2d8e57" ns3:_="">
     <xsd:import namespace="f02ecd29-00dc-4dea-b8d8-fecbc1604e23"/>
@@ -15856,10 +15743,6 @@
 </ct:contentTypeSchema>
 </file>
 
-<file path=customXml/item5.xml><?xml version="1.0" encoding="utf-8"?>
-<b:Sources xmlns:b="http://schemas.openxmlformats.org/officeDocument/2006/bibliography" xmlns="http://schemas.openxmlformats.org/officeDocument/2006/bibliography" SelectedStyle="\APA.XSL" StyleName="APA"/>
-</file>
-
 <file path=customXml/itemProps1.xml><?xml version="1.0" encoding="utf-8"?>
 <ds:datastoreItem xmlns:ds="http://schemas.openxmlformats.org/officeDocument/2006/customXml" ds:itemID="{55AF091B-3C7A-41E3-B477-F2FDAA23CFDA}">
   <ds:schemaRefs>
@@ -15869,6 +15752,14 @@
 </file>
 
 <file path=customXml/itemProps2.xml><?xml version="1.0" encoding="utf-8"?>
+<ds:datastoreItem xmlns:ds="http://schemas.openxmlformats.org/officeDocument/2006/customXml" ds:itemID="{0E496BDE-77D4-4DE8-A355-4BBF47BF658F}">
+  <ds:schemaRefs>
+    <ds:schemaRef ds:uri="http://schemas.microsoft.com/sharepoint/v3/contenttype/forms"/>
+  </ds:schemaRefs>
+</ds:datastoreItem>
+</file>
+
+<file path=customXml/itemProps3.xml><?xml version="1.0" encoding="utf-8"?>
 <ds:datastoreItem xmlns:ds="http://schemas.openxmlformats.org/officeDocument/2006/customXml" ds:itemID="{A17B9B21-2CA4-4AC9-ADED-851AF9B14C56}">
   <ds:schemaRefs>
     <ds:schemaRef ds:uri="http://schemas.microsoft.com/office/2006/metadata/properties"/>
@@ -15877,15 +15768,15 @@
 </ds:datastoreItem>
 </file>
 
-<file path=customXml/itemProps3.xml><?xml version="1.0" encoding="utf-8"?>
-<ds:datastoreItem xmlns:ds="http://schemas.openxmlformats.org/officeDocument/2006/customXml" ds:itemID="{0E496BDE-77D4-4DE8-A355-4BBF47BF658F}">
+<file path=customXml/itemProps4.xml><?xml version="1.0" encoding="utf-8"?>
+<ds:datastoreItem xmlns:ds="http://schemas.openxmlformats.org/officeDocument/2006/customXml" ds:itemID="{67F6BED2-75F9-4FDA-8189-435F13C27761}">
   <ds:schemaRefs>
-    <ds:schemaRef ds:uri="http://schemas.microsoft.com/sharepoint/v3/contenttype/forms"/>
+    <ds:schemaRef ds:uri="http://schemas.openxmlformats.org/officeDocument/2006/bibliography"/>
   </ds:schemaRefs>
 </ds:datastoreItem>
 </file>
 
-<file path=customXml/itemProps4.xml><?xml version="1.0" encoding="utf-8"?>
+<file path=customXml/itemProps5.xml><?xml version="1.0" encoding="utf-8"?>
 <ds:datastoreItem xmlns:ds="http://schemas.openxmlformats.org/officeDocument/2006/customXml" ds:itemID="{6CAE7A5B-DC35-4125-953C-5EED55098610}">
   <ds:schemaRefs>
     <ds:schemaRef ds:uri="http://schemas.microsoft.com/office/2006/metadata/contentType"/>
@@ -15901,12 +15792,4 @@
     <ds:schemaRef ds:uri="http://schemas.microsoft.com/internal/obd"/>
   </ds:schemaRefs>
 </ds:datastoreItem>
-</file>
-
-<file path=customXml/itemProps5.xml><?xml version="1.0" encoding="utf-8"?>
-<ds:datastoreItem xmlns:ds="http://schemas.openxmlformats.org/officeDocument/2006/customXml" ds:itemID="{67F6BED2-75F9-4FDA-8189-435F13C27761}">
-  <ds:schemaRefs>
-    <ds:schemaRef ds:uri="http://schemas.openxmlformats.org/officeDocument/2006/bibliography"/>
-  </ds:schemaRefs>
-</ds:datastoreItem>
 </file>